--- a/output/介護保険事業計画_サービス見込量算定の手引き.docx
+++ b/output/介護保険事業計画_サービス見込量算定の手引き.docx
@@ -166,6 +166,32 @@
           <w:sz w:val="21"/>
         </w:rPr>
         <w:t>・第9章は自己点検です。算定と同時に組み立てることを勧めます。</w:t>
+      </w:r>
+    </w:p>
+    <w:p>
+      <w:pPr>
+        <w:ind w:left="340" w:hanging="340"/>
+      </w:pPr>
+      <w:r>
+        <w:rPr>
+          <w:rFonts w:ascii="游ゴシック" w:hAnsi="游ゴシック" w:eastAsia="游ゴシック"/>
+          <w:b w:val="0"/>
+          <w:sz w:val="21"/>
+        </w:rPr>
+        <w:t>・第10章は、実績の趨勢に現れない要因と報酬改定の扱いです。趨勢を延ばす方法が何を落とすかを先に確かめるものです。</w:t>
+      </w:r>
+    </w:p>
+    <w:p>
+      <w:pPr>
+        <w:ind w:left="340" w:hanging="340"/>
+      </w:pPr>
+      <w:r>
+        <w:rPr>
+          <w:rFonts w:ascii="游ゴシック" w:hAnsi="游ゴシック" w:eastAsia="游ゴシック"/>
+          <w:b w:val="0"/>
+          <w:sz w:val="21"/>
+        </w:rPr>
+        <w:t>・第11章は、計画に定めるべき事項に対する漏れの点検です。算定に入る前と終えた後の2回行います。</w:t>
       </w:r>
     </w:p>
     <w:p>
@@ -5700,7 +5726,41 @@
           <w:color w:val="1F3864"/>
           <w:sz w:val="26"/>
         </w:rPr>
-        <w:t>第10章　陥りやすい誤り</w:t>
+        <w:t>第10章　趨勢に現れない要因と報酬改定</w:t>
+      </w:r>
+    </w:p>
+    <w:p>
+      <w:pPr>
+        <w:keepNext/>
+        <w:spacing w:before="180" w:after="60"/>
+      </w:pPr>
+      <w:r>
+        <w:rPr>
+          <w:rFonts w:ascii="游ゴシック" w:hAnsi="游ゴシック" w:eastAsia="游ゴシック"/>
+          <w:b/>
+          <w:sz w:val="22"/>
+        </w:rPr>
+        <w:t>1　趨勢を延ばす方法が落とすもの</w:t>
+      </w:r>
+    </w:p>
+    <w:p>
+      <w:r>
+        <w:rPr>
+          <w:rFonts w:ascii="游ゴシック" w:hAnsi="游ゴシック" w:eastAsia="游ゴシック"/>
+          <w:b w:val="0"/>
+          <w:sz w:val="21"/>
+        </w:rPr>
+        <w:t>見込量の算定は、実績の趨勢を延ばすものです。したがって、過去の実績に現れていないものは反映されません。国の基本指針や都道府県の計画が求める施策の多くは、これから進めるものであるため実績に現れていません。</w:t>
+      </w:r>
+    </w:p>
+    <w:p>
+      <w:r>
+        <w:rPr>
+          <w:rFonts w:ascii="游ゴシック" w:hAnsi="游ゴシック" w:eastAsia="游ゴシック"/>
+          <w:b w:val="0"/>
+          <w:sz w:val="21"/>
+        </w:rPr>
+        <w:t>落ちるものを洗い出し、①数値で測れるもの、②向きだけが言えるもの、③測れないものに分けます。②と③を無理に数値化すると、根拠のない値が計画に入ります。分けたうえで、②と③は本文の記述として扱い、①だけを見込量に反映するかどうかの判断にかけます。</w:t>
       </w:r>
     </w:p>
     <w:p>
@@ -5714,7 +5774,2207 @@
           <w:b/>
           <w:sz w:val="20"/>
         </w:rPr>
-        <w:t>表11　陥りやすい誤りと防ぎ方</w:t>
+        <w:t>表11　趨勢に現れない要因の分け方</w:t>
+      </w:r>
+    </w:p>
+    <w:tbl>
+      <w:tblPr>
+        <w:tblStyle w:val="TableGrid"/>
+        <w:tblW w:type="auto" w:w="0"/>
+        <w:tblLayout w:type="fixed"/>
+        <w:tblCellMar>
+          <w:top w:w="34" w:type="dxa"/>
+          <w:left w:w="68" w:type="dxa"/>
+          <w:bottom w:w="34" w:type="dxa"/>
+          <w:right w:w="68" w:type="dxa"/>
+        </w:tblCellMar>
+        <w:tblLook w:firstColumn="1" w:firstRow="1" w:lastColumn="0" w:lastRow="0" w:noHBand="0" w:noVBand="1" w:val="04A0"/>
+      </w:tblPr>
+      <w:tblGrid>
+        <w:gridCol w:w="3251"/>
+        <w:gridCol w:w="3251"/>
+        <w:gridCol w:w="3251"/>
+      </w:tblGrid>
+      <w:tr>
+        <w:trPr>
+          <w:tblHeader/>
+        </w:trPr>
+        <w:tc>
+          <w:tcPr>
+            <w:tcW w:type="dxa" w:w="1928"/>
+            <w:shd w:val="clear" w:color="auto" w:fill="1F3864"/>
+            <w:vAlign w:val="center"/>
+          </w:tcPr>
+          <w:p>
+            <w:pPr>
+              <w:spacing w:after="0"/>
+              <w:jc w:val="center"/>
+            </w:pPr>
+            <w:r>
+              <w:rPr>
+                <w:rFonts w:ascii="游ゴシック" w:hAnsi="游ゴシック" w:eastAsia="游ゴシック"/>
+                <w:b/>
+                <w:color w:val="FFFFFF"/>
+                <w:sz w:val="19"/>
+              </w:rPr>
+              <w:t>区分</w:t>
+            </w:r>
+          </w:p>
+        </w:tc>
+        <w:tc>
+          <w:tcPr>
+            <w:tcW w:type="dxa" w:w="3742"/>
+            <w:shd w:val="clear" w:color="auto" w:fill="1F3864"/>
+            <w:vAlign w:val="center"/>
+          </w:tcPr>
+          <w:p>
+            <w:pPr>
+              <w:spacing w:after="0"/>
+              <w:jc w:val="center"/>
+            </w:pPr>
+            <w:r>
+              <w:rPr>
+                <w:rFonts w:ascii="游ゴシック" w:hAnsi="游ゴシック" w:eastAsia="游ゴシック"/>
+                <w:b/>
+                <w:color w:val="FFFFFF"/>
+                <w:sz w:val="19"/>
+              </w:rPr>
+              <w:t>扱い</w:t>
+            </w:r>
+          </w:p>
+        </w:tc>
+        <w:tc>
+          <w:tcPr>
+            <w:tcW w:type="dxa" w:w="4082"/>
+            <w:shd w:val="clear" w:color="auto" w:fill="1F3864"/>
+            <w:vAlign w:val="center"/>
+          </w:tcPr>
+          <w:p>
+            <w:pPr>
+              <w:spacing w:after="0"/>
+              <w:jc w:val="center"/>
+            </w:pPr>
+            <w:r>
+              <w:rPr>
+                <w:rFonts w:ascii="游ゴシック" w:hAnsi="游ゴシック" w:eastAsia="游ゴシック"/>
+                <w:b/>
+                <w:color w:val="FFFFFF"/>
+                <w:sz w:val="19"/>
+              </w:rPr>
+              <w:t>例</w:t>
+            </w:r>
+          </w:p>
+        </w:tc>
+      </w:tr>
+      <w:tr>
+        <w:trPr>
+          <w:cantSplit/>
+        </w:trPr>
+        <w:tc>
+          <w:tcPr>
+            <w:tcW w:type="dxa" w:w="1928"/>
+            <w:vAlign w:val="center"/>
+          </w:tcPr>
+          <w:p>
+            <w:pPr>
+              <w:spacing w:after="0"/>
+            </w:pPr>
+            <w:r>
+              <w:rPr>
+                <w:rFonts w:ascii="游ゴシック" w:hAnsi="游ゴシック" w:eastAsia="游ゴシック"/>
+                <w:b w:val="0"/>
+                <w:sz w:val="19"/>
+              </w:rPr>
+              <w:t>① 測れるもの</w:t>
+            </w:r>
+          </w:p>
+        </w:tc>
+        <w:tc>
+          <w:tcPr>
+            <w:tcW w:type="dxa" w:w="3742"/>
+            <w:vAlign w:val="center"/>
+          </w:tcPr>
+          <w:p>
+            <w:pPr>
+              <w:spacing w:after="0"/>
+            </w:pPr>
+            <w:r>
+              <w:rPr>
+                <w:rFonts w:ascii="游ゴシック" w:hAnsi="游ゴシック" w:eastAsia="游ゴシック"/>
+                <w:b w:val="0"/>
+                <w:sz w:val="19"/>
+              </w:rPr>
+              <w:t>月額への効きを算定し、反映するかを保険者の判断にかける</w:t>
+            </w:r>
+          </w:p>
+        </w:tc>
+        <w:tc>
+          <w:tcPr>
+            <w:tcW w:type="dxa" w:w="4082"/>
+            <w:vAlign w:val="center"/>
+          </w:tcPr>
+          <w:p>
+            <w:pPr>
+              <w:spacing w:after="0"/>
+            </w:pPr>
+            <w:r>
+              <w:rPr>
+                <w:rFonts w:ascii="游ゴシック" w:hAnsi="游ゴシック" w:eastAsia="游ゴシック"/>
+                <w:b w:val="0"/>
+                <w:sz w:val="19"/>
+              </w:rPr>
+              <w:t>報酬改定率、単価の趨勢、給付適正化の抑制、整備が決まっている事業所の定員</w:t>
+            </w:r>
+          </w:p>
+        </w:tc>
+      </w:tr>
+      <w:tr>
+        <w:trPr>
+          <w:cantSplit/>
+        </w:trPr>
+        <w:tc>
+          <w:tcPr>
+            <w:tcW w:type="dxa" w:w="1928"/>
+            <w:shd w:val="clear" w:color="auto" w:fill="F2F5FA"/>
+            <w:vAlign w:val="center"/>
+          </w:tcPr>
+          <w:p>
+            <w:pPr>
+              <w:spacing w:after="0"/>
+            </w:pPr>
+            <w:r>
+              <w:rPr>
+                <w:rFonts w:ascii="游ゴシック" w:hAnsi="游ゴシック" w:eastAsia="游ゴシック"/>
+                <w:b w:val="0"/>
+                <w:sz w:val="19"/>
+              </w:rPr>
+              <w:t>② 向きだけが言えるもの</w:t>
+            </w:r>
+          </w:p>
+        </w:tc>
+        <w:tc>
+          <w:tcPr>
+            <w:tcW w:type="dxa" w:w="3742"/>
+            <w:shd w:val="clear" w:color="auto" w:fill="F2F5FA"/>
+            <w:vAlign w:val="center"/>
+          </w:tcPr>
+          <w:p>
+            <w:pPr>
+              <w:spacing w:after="0"/>
+            </w:pPr>
+            <w:r>
+              <w:rPr>
+                <w:rFonts w:ascii="游ゴシック" w:hAnsi="游ゴシック" w:eastAsia="游ゴシック"/>
+                <w:b w:val="0"/>
+                <w:sz w:val="19"/>
+              </w:rPr>
+              <w:t>増える向きか減る向きかを本文に記述する。数値は置かない</w:t>
+            </w:r>
+          </w:p>
+        </w:tc>
+        <w:tc>
+          <w:tcPr>
+            <w:tcW w:type="dxa" w:w="4082"/>
+            <w:shd w:val="clear" w:color="auto" w:fill="F2F5FA"/>
+            <w:vAlign w:val="center"/>
+          </w:tcPr>
+          <w:p>
+            <w:pPr>
+              <w:spacing w:after="0"/>
+            </w:pPr>
+            <w:r>
+              <w:rPr>
+                <w:rFonts w:ascii="游ゴシック" w:hAnsi="游ゴシック" w:eastAsia="游ゴシック"/>
+                <w:b w:val="0"/>
+                <w:sz w:val="19"/>
+              </w:rPr>
+              <w:t>認知症施策、住まいの整備、医療介護連携、人材の確保</w:t>
+            </w:r>
+          </w:p>
+        </w:tc>
+      </w:tr>
+      <w:tr>
+        <w:trPr>
+          <w:cantSplit/>
+        </w:trPr>
+        <w:tc>
+          <w:tcPr>
+            <w:tcW w:type="dxa" w:w="1928"/>
+            <w:vAlign w:val="center"/>
+          </w:tcPr>
+          <w:p>
+            <w:pPr>
+              <w:spacing w:after="0"/>
+            </w:pPr>
+            <w:r>
+              <w:rPr>
+                <w:rFonts w:ascii="游ゴシック" w:hAnsi="游ゴシック" w:eastAsia="游ゴシック"/>
+                <w:b w:val="0"/>
+                <w:sz w:val="19"/>
+              </w:rPr>
+              <w:t>③ 測れないもの</w:t>
+            </w:r>
+          </w:p>
+        </w:tc>
+        <w:tc>
+          <w:tcPr>
+            <w:tcW w:type="dxa" w:w="3742"/>
+            <w:vAlign w:val="center"/>
+          </w:tcPr>
+          <w:p>
+            <w:pPr>
+              <w:spacing w:after="0"/>
+            </w:pPr>
+            <w:r>
+              <w:rPr>
+                <w:rFonts w:ascii="游ゴシック" w:hAnsi="游ゴシック" w:eastAsia="游ゴシック"/>
+                <w:b w:val="0"/>
+                <w:sz w:val="19"/>
+              </w:rPr>
+              <w:t>確認事項として整理し、資料が示された時点で再照合する</w:t>
+            </w:r>
+          </w:p>
+        </w:tc>
+        <w:tc>
+          <w:tcPr>
+            <w:tcW w:type="dxa" w:w="4082"/>
+            <w:vAlign w:val="center"/>
+          </w:tcPr>
+          <w:p>
+            <w:pPr>
+              <w:spacing w:after="0"/>
+            </w:pPr>
+            <w:r>
+              <w:rPr>
+                <w:rFonts w:ascii="游ゴシック" w:hAnsi="游ゴシック" w:eastAsia="游ゴシック"/>
+                <w:b w:val="0"/>
+                <w:sz w:val="19"/>
+              </w:rPr>
+              <w:t>都道府県の支援計画が未策定、政令・省令が未告示</w:t>
+            </w:r>
+          </w:p>
+        </w:tc>
+      </w:tr>
+    </w:tbl>
+    <w:p>
+      <w:pPr>
+        <w:spacing w:before="80"/>
+        <w:ind w:left="227"/>
+      </w:pPr>
+      <w:r>
+        <w:rPr>
+          <w:rFonts w:ascii="游ゴシック" w:hAnsi="游ゴシック" w:eastAsia="游ゴシック"/>
+          <w:b/>
+          <w:color w:val="1F3864"/>
+          <w:sz w:val="19"/>
+        </w:rPr>
+        <w:t>【適用例：大雪地区広域連合】</w:t>
+      </w:r>
+    </w:p>
+    <w:p>
+      <w:pPr>
+        <w:ind w:left="227"/>
+      </w:pPr>
+      <w:r>
+        <w:rPr>
+          <w:rFonts w:ascii="游ゴシック" w:hAnsi="游ゴシック" w:eastAsia="游ゴシック"/>
+          <w:b w:val="0"/>
+          <w:sz w:val="19"/>
+        </w:rPr>
+        <w:t>要因を12件抽出し、測れるもの7件・向きのみ3件・測れないもの2件に分けました。認知症施策では、認知症高齢者自立度Ⅱ以上の割合が低下する一方で実数は年率＋2.17％で増えており、認知症対応型共同生活介護の実績は年率▲4.96％で減っています。趨勢を延ばすと施策の方向と逆になるため、②として扱いました。</w:t>
+      </w:r>
+    </w:p>
+    <w:p>
+      <w:pPr>
+        <w:keepNext/>
+        <w:spacing w:before="180" w:after="60"/>
+      </w:pPr>
+      <w:r>
+        <w:rPr>
+          <w:rFonts w:ascii="游ゴシック" w:hAnsi="游ゴシック" w:eastAsia="游ゴシック"/>
+          <w:b/>
+          <w:sz w:val="22"/>
+        </w:rPr>
+        <w:t>2　単価の趨勢を測る</w:t>
+      </w:r>
+    </w:p>
+    <w:p>
+      <w:r>
+        <w:rPr>
+          <w:rFonts w:ascii="游ゴシック" w:hAnsi="游ゴシック" w:eastAsia="游ゴシック"/>
+          <w:b w:val="0"/>
+          <w:sz w:val="21"/>
+        </w:rPr>
+        <w:t>見込量の算定では、基準年度の1人あたり給付費（単価）を固定することが多くあります。しかし単価は、利用者の構成の変化、加算の算定、要介護度の重度化により、報酬改定がない年でも伸びています。固定することは、この伸びを落とすことになります。</w:t>
+      </w:r>
+    </w:p>
+    <w:p>
+      <w:r>
+        <w:rPr>
+          <w:rFonts w:ascii="游ゴシック" w:hAnsi="游ゴシック" w:eastAsia="游ゴシック"/>
+          <w:b w:val="0"/>
+          <w:sz w:val="21"/>
+        </w:rPr>
+        <w:t>単価の伸びを測るときは、利用者の構成の変化と価格の変化を分けます。前年の利用者構成を固定した連鎖ラスパイレス指数を用います。サービスsの前年の利用者数をq(s, t−1)、単価をp(s, t)として、指数は Σq(s, t−1)×p(s, t) ÷ Σq(s, t−1)×p(s, t−1) です。これを各年について求め、掛け合わせます。</w:t>
+      </w:r>
+    </w:p>
+    <w:p>
+      <w:r>
+        <w:rPr>
+          <w:rFonts w:ascii="游ゴシック" w:hAnsi="游ゴシック" w:eastAsia="游ゴシック"/>
+          <w:b w:val="0"/>
+          <w:sz w:val="21"/>
+        </w:rPr>
+        <w:t>求めた伸びを、報酬改定のあった年となかった年に分けて比べます。差が見られない場合、そのデータでは改定による分と改定以外の分を分けられません。このとき、改定率が告示されていなくても、実績の趨勢を置くという選択肢が成り立ちます。</w:t>
+      </w:r>
+    </w:p>
+    <w:p>
+      <w:pPr>
+        <w:keepNext/>
+        <w:spacing w:before="160" w:after="40"/>
+      </w:pPr>
+      <w:r>
+        <w:rPr>
+          <w:rFonts w:ascii="游ゴシック" w:hAnsi="游ゴシック" w:eastAsia="游ゴシック"/>
+          <w:b/>
+          <w:sz w:val="20"/>
+        </w:rPr>
+        <w:t>表12　単価の趨勢の測り方と読み方</w:t>
+      </w:r>
+    </w:p>
+    <w:tbl>
+      <w:tblPr>
+        <w:tblStyle w:val="TableGrid"/>
+        <w:tblW w:type="auto" w:w="0"/>
+        <w:tblLayout w:type="fixed"/>
+        <w:tblCellMar>
+          <w:top w:w="34" w:type="dxa"/>
+          <w:left w:w="68" w:type="dxa"/>
+          <w:bottom w:w="34" w:type="dxa"/>
+          <w:right w:w="68" w:type="dxa"/>
+        </w:tblCellMar>
+        <w:tblLook w:firstColumn="1" w:firstRow="1" w:lastColumn="0" w:lastRow="0" w:noHBand="0" w:noVBand="1" w:val="04A0"/>
+      </w:tblPr>
+      <w:tblGrid>
+        <w:gridCol w:w="3251"/>
+        <w:gridCol w:w="3251"/>
+        <w:gridCol w:w="3251"/>
+      </w:tblGrid>
+      <w:tr>
+        <w:trPr>
+          <w:tblHeader/>
+        </w:trPr>
+        <w:tc>
+          <w:tcPr>
+            <w:tcW w:type="dxa" w:w="794"/>
+            <w:shd w:val="clear" w:color="auto" w:fill="1F3864"/>
+            <w:vAlign w:val="center"/>
+          </w:tcPr>
+          <w:p>
+            <w:pPr>
+              <w:spacing w:after="0"/>
+              <w:jc w:val="center"/>
+            </w:pPr>
+            <w:r>
+              <w:rPr>
+                <w:rFonts w:ascii="游ゴシック" w:hAnsi="游ゴシック" w:eastAsia="游ゴシック"/>
+                <w:b/>
+                <w:color w:val="FFFFFF"/>
+                <w:sz w:val="19"/>
+              </w:rPr>
+              <w:t>手順</w:t>
+            </w:r>
+          </w:p>
+        </w:tc>
+        <w:tc>
+          <w:tcPr>
+            <w:tcW w:type="dxa" w:w="4535"/>
+            <w:shd w:val="clear" w:color="auto" w:fill="1F3864"/>
+            <w:vAlign w:val="center"/>
+          </w:tcPr>
+          <w:p>
+            <w:pPr>
+              <w:spacing w:after="0"/>
+              <w:jc w:val="center"/>
+            </w:pPr>
+            <w:r>
+              <w:rPr>
+                <w:rFonts w:ascii="游ゴシック" w:hAnsi="游ゴシック" w:eastAsia="游ゴシック"/>
+                <w:b/>
+                <w:color w:val="FFFFFF"/>
+                <w:sz w:val="19"/>
+              </w:rPr>
+              <w:t>行うこと</w:t>
+            </w:r>
+          </w:p>
+        </w:tc>
+        <w:tc>
+          <w:tcPr>
+            <w:tcW w:type="dxa" w:w="4422"/>
+            <w:shd w:val="clear" w:color="auto" w:fill="1F3864"/>
+            <w:vAlign w:val="center"/>
+          </w:tcPr>
+          <w:p>
+            <w:pPr>
+              <w:spacing w:after="0"/>
+              <w:jc w:val="center"/>
+            </w:pPr>
+            <w:r>
+              <w:rPr>
+                <w:rFonts w:ascii="游ゴシック" w:hAnsi="游ゴシック" w:eastAsia="游ゴシック"/>
+                <w:b/>
+                <w:color w:val="FFFFFF"/>
+                <w:sz w:val="19"/>
+              </w:rPr>
+              <w:t>読み方</w:t>
+            </w:r>
+          </w:p>
+        </w:tc>
+      </w:tr>
+      <w:tr>
+        <w:trPr>
+          <w:cantSplit/>
+        </w:trPr>
+        <w:tc>
+          <w:tcPr>
+            <w:tcW w:type="dxa" w:w="794"/>
+            <w:vAlign w:val="center"/>
+          </w:tcPr>
+          <w:p>
+            <w:pPr>
+              <w:spacing w:after="0"/>
+            </w:pPr>
+            <w:r>
+              <w:rPr>
+                <w:rFonts w:ascii="游ゴシック" w:hAnsi="游ゴシック" w:eastAsia="游ゴシック"/>
+                <w:b w:val="0"/>
+                <w:sz w:val="19"/>
+              </w:rPr>
+              <w:t>1</w:t>
+            </w:r>
+          </w:p>
+        </w:tc>
+        <w:tc>
+          <w:tcPr>
+            <w:tcW w:type="dxa" w:w="4535"/>
+            <w:vAlign w:val="center"/>
+          </w:tcPr>
+          <w:p>
+            <w:pPr>
+              <w:spacing w:after="0"/>
+            </w:pPr>
+            <w:r>
+              <w:rPr>
+                <w:rFonts w:ascii="游ゴシック" w:hAnsi="游ゴシック" w:eastAsia="游ゴシック"/>
+                <w:b w:val="0"/>
+                <w:sz w:val="19"/>
+              </w:rPr>
+              <w:t>サービス別の利用者数と1人あたり給付費を年度別にそろえる</w:t>
+            </w:r>
+          </w:p>
+        </w:tc>
+        <w:tc>
+          <w:tcPr>
+            <w:tcW w:type="dxa" w:w="4422"/>
+            <w:vAlign w:val="center"/>
+          </w:tcPr>
+          <w:p>
+            <w:pPr>
+              <w:spacing w:after="0"/>
+            </w:pPr>
+            <w:r>
+              <w:rPr>
+                <w:rFonts w:ascii="游ゴシック" w:hAnsi="游ゴシック" w:eastAsia="游ゴシック"/>
+                <w:b w:val="0"/>
+                <w:sz w:val="19"/>
+              </w:rPr>
+              <w:t>両方に実績のある種別だけを対象とする</w:t>
+            </w:r>
+          </w:p>
+        </w:tc>
+      </w:tr>
+      <w:tr>
+        <w:trPr>
+          <w:cantSplit/>
+        </w:trPr>
+        <w:tc>
+          <w:tcPr>
+            <w:tcW w:type="dxa" w:w="794"/>
+            <w:shd w:val="clear" w:color="auto" w:fill="F2F5FA"/>
+            <w:vAlign w:val="center"/>
+          </w:tcPr>
+          <w:p>
+            <w:pPr>
+              <w:spacing w:after="0"/>
+            </w:pPr>
+            <w:r>
+              <w:rPr>
+                <w:rFonts w:ascii="游ゴシック" w:hAnsi="游ゴシック" w:eastAsia="游ゴシック"/>
+                <w:b w:val="0"/>
+                <w:sz w:val="19"/>
+              </w:rPr>
+              <w:t>2</w:t>
+            </w:r>
+          </w:p>
+        </w:tc>
+        <w:tc>
+          <w:tcPr>
+            <w:tcW w:type="dxa" w:w="4535"/>
+            <w:shd w:val="clear" w:color="auto" w:fill="F2F5FA"/>
+            <w:vAlign w:val="center"/>
+          </w:tcPr>
+          <w:p>
+            <w:pPr>
+              <w:spacing w:after="0"/>
+            </w:pPr>
+            <w:r>
+              <w:rPr>
+                <w:rFonts w:ascii="游ゴシック" w:hAnsi="游ゴシック" w:eastAsia="游ゴシック"/>
+                <w:b w:val="0"/>
+                <w:sz w:val="19"/>
+              </w:rPr>
+              <w:t>前年の利用者構成を固定した指数を各年について求める</w:t>
+            </w:r>
+          </w:p>
+        </w:tc>
+        <w:tc>
+          <w:tcPr>
+            <w:tcW w:type="dxa" w:w="4422"/>
+            <w:shd w:val="clear" w:color="auto" w:fill="F2F5FA"/>
+            <w:vAlign w:val="center"/>
+          </w:tcPr>
+          <w:p>
+            <w:pPr>
+              <w:spacing w:after="0"/>
+            </w:pPr>
+            <w:r>
+              <w:rPr>
+                <w:rFonts w:ascii="游ゴシック" w:hAnsi="游ゴシック" w:eastAsia="游ゴシック"/>
+                <w:b w:val="0"/>
+                <w:sz w:val="19"/>
+              </w:rPr>
+              <w:t>構成の変化を除いた価格の動きになる</w:t>
+            </w:r>
+          </w:p>
+        </w:tc>
+      </w:tr>
+      <w:tr>
+        <w:trPr>
+          <w:cantSplit/>
+        </w:trPr>
+        <w:tc>
+          <w:tcPr>
+            <w:tcW w:type="dxa" w:w="794"/>
+            <w:vAlign w:val="center"/>
+          </w:tcPr>
+          <w:p>
+            <w:pPr>
+              <w:spacing w:after="0"/>
+            </w:pPr>
+            <w:r>
+              <w:rPr>
+                <w:rFonts w:ascii="游ゴシック" w:hAnsi="游ゴシック" w:eastAsia="游ゴシック"/>
+                <w:b w:val="0"/>
+                <w:sz w:val="19"/>
+              </w:rPr>
+              <w:t>3</w:t>
+            </w:r>
+          </w:p>
+        </w:tc>
+        <w:tc>
+          <w:tcPr>
+            <w:tcW w:type="dxa" w:w="4535"/>
+            <w:vAlign w:val="center"/>
+          </w:tcPr>
+          <w:p>
+            <w:pPr>
+              <w:spacing w:after="0"/>
+            </w:pPr>
+            <w:r>
+              <w:rPr>
+                <w:rFonts w:ascii="游ゴシック" w:hAnsi="游ゴシック" w:eastAsia="游ゴシック"/>
+                <w:b w:val="0"/>
+                <w:sz w:val="19"/>
+              </w:rPr>
+              <w:t>改定のあった年となかった年に分けて平均を比べる</w:t>
+            </w:r>
+          </w:p>
+        </w:tc>
+        <w:tc>
+          <w:tcPr>
+            <w:tcW w:type="dxa" w:w="4422"/>
+            <w:vAlign w:val="center"/>
+          </w:tcPr>
+          <w:p>
+            <w:pPr>
+              <w:spacing w:after="0"/>
+            </w:pPr>
+            <w:r>
+              <w:rPr>
+                <w:rFonts w:ascii="游ゴシック" w:hAnsi="游ゴシック" w:eastAsia="游ゴシック"/>
+                <w:b w:val="0"/>
+                <w:sz w:val="19"/>
+              </w:rPr>
+              <w:t>差が見られなければ、改定の有無で単価を場合分けできない</w:t>
+            </w:r>
+          </w:p>
+        </w:tc>
+      </w:tr>
+      <w:tr>
+        <w:trPr>
+          <w:cantSplit/>
+        </w:trPr>
+        <w:tc>
+          <w:tcPr>
+            <w:tcW w:type="dxa" w:w="794"/>
+            <w:shd w:val="clear" w:color="auto" w:fill="F2F5FA"/>
+            <w:vAlign w:val="center"/>
+          </w:tcPr>
+          <w:p>
+            <w:pPr>
+              <w:spacing w:after="0"/>
+            </w:pPr>
+            <w:r>
+              <w:rPr>
+                <w:rFonts w:ascii="游ゴシック" w:hAnsi="游ゴシック" w:eastAsia="游ゴシック"/>
+                <w:b w:val="0"/>
+                <w:sz w:val="19"/>
+              </w:rPr>
+              <w:t>4</w:t>
+            </w:r>
+          </w:p>
+        </w:tc>
+        <w:tc>
+          <w:tcPr>
+            <w:tcW w:type="dxa" w:w="4535"/>
+            <w:shd w:val="clear" w:color="auto" w:fill="F2F5FA"/>
+            <w:vAlign w:val="center"/>
+          </w:tcPr>
+          <w:p>
+            <w:pPr>
+              <w:spacing w:after="0"/>
+            </w:pPr>
+            <w:r>
+              <w:rPr>
+                <w:rFonts w:ascii="游ゴシック" w:hAnsi="游ゴシック" w:eastAsia="游ゴシック"/>
+                <w:b w:val="0"/>
+                <w:sz w:val="19"/>
+              </w:rPr>
+              <w:t>1人1月あたり利用日数・回数の伸びを別に測る</w:t>
+            </w:r>
+          </w:p>
+        </w:tc>
+        <w:tc>
+          <w:tcPr>
+            <w:tcW w:type="dxa" w:w="4422"/>
+            <w:shd w:val="clear" w:color="auto" w:fill="F2F5FA"/>
+            <w:vAlign w:val="center"/>
+          </w:tcPr>
+          <w:p>
+            <w:pPr>
+              <w:spacing w:after="0"/>
+            </w:pPr>
+            <w:r>
+              <w:rPr>
+                <w:rFonts w:ascii="游ゴシック" w:hAnsi="游ゴシック" w:eastAsia="游ゴシック"/>
+                <w:b w:val="0"/>
+                <w:sz w:val="19"/>
+              </w:rPr>
+              <w:t>単価の伸びのうち、量の増によらない分が残る</w:t>
+            </w:r>
+          </w:p>
+        </w:tc>
+      </w:tr>
+      <w:tr>
+        <w:trPr>
+          <w:cantSplit/>
+        </w:trPr>
+        <w:tc>
+          <w:tcPr>
+            <w:tcW w:type="dxa" w:w="794"/>
+            <w:vAlign w:val="center"/>
+          </w:tcPr>
+          <w:p>
+            <w:pPr>
+              <w:spacing w:after="0"/>
+            </w:pPr>
+            <w:r>
+              <w:rPr>
+                <w:rFonts w:ascii="游ゴシック" w:hAnsi="游ゴシック" w:eastAsia="游ゴシック"/>
+                <w:b w:val="0"/>
+                <w:sz w:val="19"/>
+              </w:rPr>
+              <w:t>5</w:t>
+            </w:r>
+          </w:p>
+        </w:tc>
+        <w:tc>
+          <w:tcPr>
+            <w:tcW w:type="dxa" w:w="4535"/>
+            <w:vAlign w:val="center"/>
+          </w:tcPr>
+          <w:p>
+            <w:pPr>
+              <w:spacing w:after="0"/>
+            </w:pPr>
+            <w:r>
+              <w:rPr>
+                <w:rFonts w:ascii="游ゴシック" w:hAnsi="游ゴシック" w:eastAsia="游ゴシック"/>
+                <w:b w:val="0"/>
+                <w:sz w:val="19"/>
+              </w:rPr>
+              <w:t>単価を固定した場合と趨勢を置いた場合の月額の差を示す</w:t>
+            </w:r>
+          </w:p>
+        </w:tc>
+        <w:tc>
+          <w:tcPr>
+            <w:tcW w:type="dxa" w:w="4422"/>
+            <w:vAlign w:val="center"/>
+          </w:tcPr>
+          <w:p>
+            <w:pPr>
+              <w:spacing w:after="0"/>
+            </w:pPr>
+            <w:r>
+              <w:rPr>
+                <w:rFonts w:ascii="游ゴシック" w:hAnsi="游ゴシック" w:eastAsia="游ゴシック"/>
+                <w:b w:val="0"/>
+                <w:sz w:val="19"/>
+              </w:rPr>
+              <w:t>固定することの意味を金額で示す</w:t>
+            </w:r>
+          </w:p>
+        </w:tc>
+      </w:tr>
+    </w:tbl>
+    <w:p>
+      <w:pPr>
+        <w:spacing w:before="80"/>
+        <w:ind w:left="227"/>
+      </w:pPr>
+      <w:r>
+        <w:rPr>
+          <w:rFonts w:ascii="游ゴシック" w:hAnsi="游ゴシック" w:eastAsia="游ゴシック"/>
+          <w:b/>
+          <w:color w:val="1F3864"/>
+          <w:sz w:val="19"/>
+        </w:rPr>
+        <w:t>【適用例：大雪地区広域連合】</w:t>
+      </w:r>
+    </w:p>
+    <w:p>
+      <w:pPr>
+        <w:ind w:left="227"/>
+      </w:pPr>
+      <w:r>
+        <w:rPr>
+          <w:rFonts w:ascii="游ゴシック" w:hAnsi="游ゴシック" w:eastAsia="游ゴシック"/>
+          <w:b w:val="0"/>
+          <w:sz w:val="19"/>
+        </w:rPr>
+        <w:t>平成30年度から令和7年度までの7年間で＋12.93％（年率＋1.75％）でした。改定のあった年は平均＋1.42％、なかった年は平均＋2.20％で差が見られません。1人1月あたり利用日数・回数の伸びは年率＋0.25％（中央値）にとどまるため、残りは加算の算定と要介護度の重度化によるものとみられます。単価を基準年度で固定していることは、月額で＋185円から＋374円に当たります。</w:t>
+      </w:r>
+    </w:p>
+    <w:p>
+      <w:pPr>
+        <w:keepNext/>
+        <w:spacing w:before="180" w:after="60"/>
+      </w:pPr>
+      <w:r>
+        <w:rPr>
+          <w:rFonts w:ascii="游ゴシック" w:hAnsi="游ゴシック" w:eastAsia="游ゴシック"/>
+          <w:b/>
+          <w:sz w:val="22"/>
+        </w:rPr>
+        <w:t>3　報酬改定が計画期間の初年度に当たる場合</w:t>
+      </w:r>
+    </w:p>
+    <w:p>
+      <w:r>
+        <w:rPr>
+          <w:rFonts w:ascii="游ゴシック" w:hAnsi="游ゴシック" w:eastAsia="游ゴシック"/>
+          <w:b w:val="0"/>
+          <w:sz w:val="21"/>
+        </w:rPr>
+        <w:t>介護報酬の改定は3年ごとに行われ、計画期間の初年度に当たります。改定率は計画の策定作業の途中では告示されていません。改定率を0と置くことは、改定がないと置くことではなく、「示されていないため置かない」ことである点を計画に明記します。</w:t>
+      </w:r>
+    </w:p>
+    <w:p>
+      <w:r>
+        <w:rPr>
+          <w:rFonts w:ascii="游ゴシック" w:hAnsi="游ゴシック" w:eastAsia="游ゴシック"/>
+          <w:b w:val="0"/>
+          <w:sz w:val="21"/>
+        </w:rPr>
+        <w:t>備えとして、改定率1％あたりの月額を先に算定しておきます。告示された時点で乗じるだけで済みます。</w:t>
+      </w:r>
+    </w:p>
+    <w:p>
+      <w:pPr>
+        <w:spacing w:before="80"/>
+        <w:ind w:left="227"/>
+      </w:pPr>
+      <w:r>
+        <w:rPr>
+          <w:rFonts w:ascii="游ゴシック" w:hAnsi="游ゴシック" w:eastAsia="游ゴシック"/>
+          <w:b/>
+          <w:color w:val="1F3864"/>
+          <w:sz w:val="19"/>
+        </w:rPr>
+        <w:t>【適用例：大雪地区広域連合】</w:t>
+      </w:r>
+    </w:p>
+    <w:p>
+      <w:pPr>
+        <w:ind w:left="227"/>
+      </w:pPr>
+      <w:r>
+        <w:rPr>
+          <w:rFonts w:ascii="游ゴシック" w:hAnsi="游ゴシック" w:eastAsia="游ゴシック"/>
+          <w:b w:val="0"/>
+          <w:sz w:val="19"/>
+        </w:rPr>
+        <w:t>改定率1％あたりの月額は＋61円です。給付費が1％増えると月額が61円上がることによります。</w:t>
+      </w:r>
+    </w:p>
+    <w:p>
+      <w:pPr>
+        <w:ind w:left="227"/>
+      </w:pPr>
+      <w:r>
+        <w:rPr>
+          <w:rFonts w:ascii="游ゴシック" w:hAnsi="游ゴシック" w:eastAsia="游ゴシック"/>
+          <w:b w:val="0"/>
+          <w:sz w:val="18"/>
+        </w:rPr>
+        <w:t>※ 報酬改定率の見通しについて、民間の情報サイトや業界紙を出典に用いることは勧めません。告示・通知・審議会資料などの原典に限ります。</w:t>
+      </w:r>
+    </w:p>
+    <w:p>
+      <w:pPr>
+        <w:keepNext/>
+        <w:spacing w:before="180" w:after="60"/>
+      </w:pPr>
+      <w:r>
+        <w:rPr>
+          <w:rFonts w:ascii="游ゴシック" w:hAnsi="游ゴシック" w:eastAsia="游ゴシック"/>
+          <w:b/>
+          <w:sz w:val="22"/>
+        </w:rPr>
+        <w:t>4　給付適正化との整合</w:t>
+      </w:r>
+    </w:p>
+    <w:p>
+      <w:r>
+        <w:rPr>
+          <w:rFonts w:ascii="游ゴシック" w:hAnsi="游ゴシック" w:eastAsia="游ゴシック"/>
+          <w:b w:val="0"/>
+          <w:sz w:val="21"/>
+        </w:rPr>
+        <w:t>給付適正化の取組は給付費を抑える向きに働き、伸びの補正は対象サービスを増やす向きに働くことがあります。両者を同時に置くと、同じサービスを二重に扱うことになります。対象サービスが総給付費に占める割合を先に測り、効きの大きさを確かめたうえで整理します。</w:t>
+      </w:r>
+    </w:p>
+    <w:p>
+      <w:pPr>
+        <w:keepNext/>
+        <w:spacing w:before="160" w:after="40"/>
+      </w:pPr>
+      <w:r>
+        <w:rPr>
+          <w:rFonts w:ascii="游ゴシック" w:hAnsi="游ゴシック" w:eastAsia="游ゴシック"/>
+          <w:b/>
+          <w:sz w:val="20"/>
+        </w:rPr>
+        <w:t>表13　給付適正化と見込量の整理</w:t>
+      </w:r>
+    </w:p>
+    <w:tbl>
+      <w:tblPr>
+        <w:tblStyle w:val="TableGrid"/>
+        <w:tblW w:type="auto" w:w="0"/>
+        <w:tblLayout w:type="fixed"/>
+        <w:tblCellMar>
+          <w:top w:w="34" w:type="dxa"/>
+          <w:left w:w="68" w:type="dxa"/>
+          <w:bottom w:w="34" w:type="dxa"/>
+          <w:right w:w="68" w:type="dxa"/>
+        </w:tblCellMar>
+        <w:tblLook w:firstColumn="1" w:firstRow="1" w:lastColumn="0" w:lastRow="0" w:noHBand="0" w:noVBand="1" w:val="04A0"/>
+      </w:tblPr>
+      <w:tblGrid>
+        <w:gridCol w:w="3251"/>
+        <w:gridCol w:w="3251"/>
+        <w:gridCol w:w="3251"/>
+      </w:tblGrid>
+      <w:tr>
+        <w:trPr>
+          <w:tblHeader/>
+        </w:trPr>
+        <w:tc>
+          <w:tcPr>
+            <w:tcW w:type="dxa" w:w="2608"/>
+            <w:shd w:val="clear" w:color="auto" w:fill="1F3864"/>
+            <w:vAlign w:val="center"/>
+          </w:tcPr>
+          <w:p>
+            <w:pPr>
+              <w:spacing w:after="0"/>
+              <w:jc w:val="center"/>
+            </w:pPr>
+            <w:r>
+              <w:rPr>
+                <w:rFonts w:ascii="游ゴシック" w:hAnsi="游ゴシック" w:eastAsia="游ゴシック"/>
+                <w:b/>
+                <w:color w:val="FFFFFF"/>
+                <w:sz w:val="19"/>
+              </w:rPr>
+              <w:t>確認すること</w:t>
+            </w:r>
+          </w:p>
+        </w:tc>
+        <w:tc>
+          <w:tcPr>
+            <w:tcW w:type="dxa" w:w="3628"/>
+            <w:shd w:val="clear" w:color="auto" w:fill="1F3864"/>
+            <w:vAlign w:val="center"/>
+          </w:tcPr>
+          <w:p>
+            <w:pPr>
+              <w:spacing w:after="0"/>
+              <w:jc w:val="center"/>
+            </w:pPr>
+            <w:r>
+              <w:rPr>
+                <w:rFonts w:ascii="游ゴシック" w:hAnsi="游ゴシック" w:eastAsia="游ゴシック"/>
+                <w:b/>
+                <w:color w:val="FFFFFF"/>
+                <w:sz w:val="19"/>
+              </w:rPr>
+              <w:t>測り方</w:t>
+            </w:r>
+          </w:p>
+        </w:tc>
+        <w:tc>
+          <w:tcPr>
+            <w:tcW w:type="dxa" w:w="3515"/>
+            <w:shd w:val="clear" w:color="auto" w:fill="1F3864"/>
+            <w:vAlign w:val="center"/>
+          </w:tcPr>
+          <w:p>
+            <w:pPr>
+              <w:spacing w:after="0"/>
+              <w:jc w:val="center"/>
+            </w:pPr>
+            <w:r>
+              <w:rPr>
+                <w:rFonts w:ascii="游ゴシック" w:hAnsi="游ゴシック" w:eastAsia="游ゴシック"/>
+                <w:b/>
+                <w:color w:val="FFFFFF"/>
+                <w:sz w:val="19"/>
+              </w:rPr>
+              <w:t>判断</w:t>
+            </w:r>
+          </w:p>
+        </w:tc>
+      </w:tr>
+      <w:tr>
+        <w:trPr>
+          <w:cantSplit/>
+        </w:trPr>
+        <w:tc>
+          <w:tcPr>
+            <w:tcW w:type="dxa" w:w="2608"/>
+            <w:vAlign w:val="center"/>
+          </w:tcPr>
+          <w:p>
+            <w:pPr>
+              <w:spacing w:after="0"/>
+            </w:pPr>
+            <w:r>
+              <w:rPr>
+                <w:rFonts w:ascii="游ゴシック" w:hAnsi="游ゴシック" w:eastAsia="游ゴシック"/>
+                <w:b w:val="0"/>
+                <w:sz w:val="19"/>
+              </w:rPr>
+              <w:t>対象サービスが総給付費に占める割合</w:t>
+            </w:r>
+          </w:p>
+        </w:tc>
+        <w:tc>
+          <w:tcPr>
+            <w:tcW w:type="dxa" w:w="3628"/>
+            <w:vAlign w:val="center"/>
+          </w:tcPr>
+          <w:p>
+            <w:pPr>
+              <w:spacing w:after="0"/>
+            </w:pPr>
+            <w:r>
+              <w:rPr>
+                <w:rFonts w:ascii="游ゴシック" w:hAnsi="游ゴシック" w:eastAsia="游ゴシック"/>
+                <w:b w:val="0"/>
+                <w:sz w:val="19"/>
+              </w:rPr>
+              <w:t>適正化の対象4事業に対応するサービスの給付費の合計÷総給付費</w:t>
+            </w:r>
+          </w:p>
+        </w:tc>
+        <w:tc>
+          <w:tcPr>
+            <w:tcW w:type="dxa" w:w="3515"/>
+            <w:vAlign w:val="center"/>
+          </w:tcPr>
+          <w:p>
+            <w:pPr>
+              <w:spacing w:after="0"/>
+            </w:pPr>
+            <w:r>
+              <w:rPr>
+                <w:rFonts w:ascii="游ゴシック" w:hAnsi="游ゴシック" w:eastAsia="游ゴシック"/>
+                <w:b w:val="0"/>
+                <w:sz w:val="19"/>
+              </w:rPr>
+              <w:t>割合が小さければ、抑制率を大きく置いても月額は動かない</w:t>
+            </w:r>
+          </w:p>
+        </w:tc>
+      </w:tr>
+      <w:tr>
+        <w:trPr>
+          <w:cantSplit/>
+        </w:trPr>
+        <w:tc>
+          <w:tcPr>
+            <w:tcW w:type="dxa" w:w="2608"/>
+            <w:shd w:val="clear" w:color="auto" w:fill="F2F5FA"/>
+            <w:vAlign w:val="center"/>
+          </w:tcPr>
+          <w:p>
+            <w:pPr>
+              <w:spacing w:after="0"/>
+            </w:pPr>
+            <w:r>
+              <w:rPr>
+                <w:rFonts w:ascii="游ゴシック" w:hAnsi="游ゴシック" w:eastAsia="游ゴシック"/>
+                <w:b w:val="0"/>
+                <w:sz w:val="19"/>
+              </w:rPr>
+              <w:t>伸びの補正が対象サービスをどちらへ動かすか</w:t>
+            </w:r>
+          </w:p>
+        </w:tc>
+        <w:tc>
+          <w:tcPr>
+            <w:tcW w:type="dxa" w:w="3628"/>
+            <w:shd w:val="clear" w:color="auto" w:fill="F2F5FA"/>
+            <w:vAlign w:val="center"/>
+          </w:tcPr>
+          <w:p>
+            <w:pPr>
+              <w:spacing w:after="0"/>
+            </w:pPr>
+            <w:r>
+              <w:rPr>
+                <w:rFonts w:ascii="游ゴシック" w:hAnsi="游ゴシック" w:eastAsia="游ゴシック"/>
+                <w:b w:val="0"/>
+                <w:sz w:val="19"/>
+              </w:rPr>
+              <w:t>補正後の伸びと一律の伸びの差をサービス別に見る</w:t>
+            </w:r>
+          </w:p>
+        </w:tc>
+        <w:tc>
+          <w:tcPr>
+            <w:tcW w:type="dxa" w:w="3515"/>
+            <w:shd w:val="clear" w:color="auto" w:fill="F2F5FA"/>
+            <w:vAlign w:val="center"/>
+          </w:tcPr>
+          <w:p>
+            <w:pPr>
+              <w:spacing w:after="0"/>
+            </w:pPr>
+            <w:r>
+              <w:rPr>
+                <w:rFonts w:ascii="游ゴシック" w:hAnsi="游ゴシック" w:eastAsia="游ゴシック"/>
+                <w:b w:val="0"/>
+                <w:sz w:val="19"/>
+              </w:rPr>
+              <w:t>増やす向きに働くものがあれば、適正化と逆になる</w:t>
+            </w:r>
+          </w:p>
+        </w:tc>
+      </w:tr>
+      <w:tr>
+        <w:trPr>
+          <w:cantSplit/>
+        </w:trPr>
+        <w:tc>
+          <w:tcPr>
+            <w:tcW w:type="dxa" w:w="2608"/>
+            <w:vAlign w:val="center"/>
+          </w:tcPr>
+          <w:p>
+            <w:pPr>
+              <w:spacing w:after="0"/>
+            </w:pPr>
+            <w:r>
+              <w:rPr>
+                <w:rFonts w:ascii="游ゴシック" w:hAnsi="游ゴシック" w:eastAsia="游ゴシック"/>
+                <w:b w:val="0"/>
+                <w:sz w:val="19"/>
+              </w:rPr>
+              <w:t>見込量に織り込むか、施策として別に置くか</w:t>
+            </w:r>
+          </w:p>
+        </w:tc>
+        <w:tc>
+          <w:tcPr>
+            <w:tcW w:type="dxa" w:w="3628"/>
+            <w:vAlign w:val="center"/>
+          </w:tcPr>
+          <w:p>
+            <w:pPr>
+              <w:spacing w:after="0"/>
+            </w:pPr>
+            <w:r>
+              <w:rPr>
+                <w:rFonts w:ascii="游ゴシック" w:hAnsi="游ゴシック" w:eastAsia="游ゴシック"/>
+                <w:b w:val="0"/>
+                <w:sz w:val="19"/>
+              </w:rPr>
+              <w:t>織り込むと施策の達成を前提に給付費を下げることになる</w:t>
+            </w:r>
+          </w:p>
+        </w:tc>
+        <w:tc>
+          <w:tcPr>
+            <w:tcW w:type="dxa" w:w="3515"/>
+            <w:vAlign w:val="center"/>
+          </w:tcPr>
+          <w:p>
+            <w:pPr>
+              <w:spacing w:after="0"/>
+            </w:pPr>
+            <w:r>
+              <w:rPr>
+                <w:rFonts w:ascii="游ゴシック" w:hAnsi="游ゴシック" w:eastAsia="游ゴシック"/>
+                <w:b w:val="0"/>
+                <w:sz w:val="19"/>
+              </w:rPr>
+              <w:t>自然体推計とし、適正化は施策として別に置くのが基本</w:t>
+            </w:r>
+          </w:p>
+        </w:tc>
+      </w:tr>
+    </w:tbl>
+    <w:p>
+      <w:pPr>
+        <w:spacing w:before="80"/>
+        <w:ind w:left="227"/>
+      </w:pPr>
+      <w:r>
+        <w:rPr>
+          <w:rFonts w:ascii="游ゴシック" w:hAnsi="游ゴシック" w:eastAsia="游ゴシック"/>
+          <w:b/>
+          <w:color w:val="1F3864"/>
+          <w:sz w:val="19"/>
+        </w:rPr>
+        <w:t>【適用例：大雪地区広域連合】</w:t>
+      </w:r>
+    </w:p>
+    <w:p>
+      <w:pPr>
+        <w:ind w:left="227"/>
+      </w:pPr>
+      <w:r>
+        <w:rPr>
+          <w:rFonts w:ascii="游ゴシック" w:hAnsi="游ゴシック" w:eastAsia="游ゴシック"/>
+          <w:b w:val="0"/>
+          <w:sz w:val="19"/>
+        </w:rPr>
+        <w:t>適正化の対象サービスは総給付費の7.70％でした。10％抑制できたとしても月額は▲47円にとどまります。一方、伸びの補正は対象4件のうち3件を増やす向きに働きます。見込量は自然体推計とし、適正化は施策として別に置く整理としました。</w:t>
+      </w:r>
+    </w:p>
+    <w:p>
+      <w:r>
+        <w:br w:type="page"/>
+      </w:r>
+    </w:p>
+    <w:p>
+      <w:pPr>
+        <w:keepNext/>
+        <w:spacing w:before="320" w:after="120"/>
+      </w:pPr>
+      <w:r>
+        <w:rPr>
+          <w:rFonts w:ascii="游ゴシック" w:hAnsi="游ゴシック" w:eastAsia="游ゴシック"/>
+          <w:b/>
+          <w:color w:val="1F3864"/>
+          <w:sz w:val="26"/>
+        </w:rPr>
+        <w:t>第11章　記載事項の網羅点検</w:t>
+      </w:r>
+    </w:p>
+    <w:p>
+      <w:pPr>
+        <w:keepNext/>
+        <w:spacing w:before="180" w:after="60"/>
+      </w:pPr>
+      <w:r>
+        <w:rPr>
+          <w:rFonts w:ascii="游ゴシック" w:hAnsi="游ゴシック" w:eastAsia="游ゴシック"/>
+          <w:b/>
+          <w:sz w:val="22"/>
+        </w:rPr>
+        <w:t>1　見込量の算定だけでは記載事項を満たさない</w:t>
+      </w:r>
+    </w:p>
+    <w:p>
+      <w:r>
+        <w:rPr>
+          <w:rFonts w:ascii="游ゴシック" w:hAnsi="游ゴシック" w:eastAsia="游ゴシック"/>
+          <w:b w:val="0"/>
+          <w:sz w:val="21"/>
+        </w:rPr>
+        <w:t>サービス種類ごとの量の見込みを算定しても、計画に定めるべき事項がそろうわけではありません。算定の作業に入る前と、算定を終えた後の2回、記載事項に対する漏れを点検します。</w:t>
+      </w:r>
+    </w:p>
+    <w:p>
+      <w:r>
+        <w:rPr>
+          <w:rFonts w:ascii="游ゴシック" w:hAnsi="游ゴシック" w:eastAsia="游ゴシック"/>
+          <w:b w:val="0"/>
+          <w:sz w:val="21"/>
+        </w:rPr>
+        <w:t>点検の軸は3つです。①介護保険法第117条第2項（基本的記載事項）及び第3項（任意記載事項）、②直近の法改正により追加・変更された記載事項、③国の基本指針が記載の充実を求める事項です。①は条文に、②は改正法の条文と施行期日に、③は基本指針の告示又は審議会資料に当たります。</w:t>
+      </w:r>
+    </w:p>
+    <w:p>
+      <w:pPr>
+        <w:keepNext/>
+        <w:spacing w:before="160" w:after="40"/>
+      </w:pPr>
+      <w:r>
+        <w:rPr>
+          <w:rFonts w:ascii="游ゴシック" w:hAnsi="游ゴシック" w:eastAsia="游ゴシック"/>
+          <w:b/>
+          <w:sz w:val="20"/>
+        </w:rPr>
+        <w:t>表14　記載事項の点検の軸</w:t>
+      </w:r>
+    </w:p>
+    <w:tbl>
+      <w:tblPr>
+        <w:tblStyle w:val="TableGrid"/>
+        <w:tblW w:type="auto" w:w="0"/>
+        <w:tblLayout w:type="fixed"/>
+        <w:tblCellMar>
+          <w:top w:w="34" w:type="dxa"/>
+          <w:left w:w="68" w:type="dxa"/>
+          <w:bottom w:w="34" w:type="dxa"/>
+          <w:right w:w="68" w:type="dxa"/>
+        </w:tblCellMar>
+        <w:tblLook w:firstColumn="1" w:firstRow="1" w:lastColumn="0" w:lastRow="0" w:noHBand="0" w:noVBand="1" w:val="04A0"/>
+      </w:tblPr>
+      <w:tblGrid>
+        <w:gridCol w:w="3251"/>
+        <w:gridCol w:w="3251"/>
+        <w:gridCol w:w="3251"/>
+      </w:tblGrid>
+      <w:tr>
+        <w:trPr>
+          <w:tblHeader/>
+        </w:trPr>
+        <w:tc>
+          <w:tcPr>
+            <w:tcW w:type="dxa" w:w="2041"/>
+            <w:shd w:val="clear" w:color="auto" w:fill="1F3864"/>
+            <w:vAlign w:val="center"/>
+          </w:tcPr>
+          <w:p>
+            <w:pPr>
+              <w:spacing w:after="0"/>
+              <w:jc w:val="center"/>
+            </w:pPr>
+            <w:r>
+              <w:rPr>
+                <w:rFonts w:ascii="游ゴシック" w:hAnsi="游ゴシック" w:eastAsia="游ゴシック"/>
+                <w:b/>
+                <w:color w:val="FFFFFF"/>
+                <w:sz w:val="19"/>
+              </w:rPr>
+              <w:t>軸</w:t>
+            </w:r>
+          </w:p>
+        </w:tc>
+        <w:tc>
+          <w:tcPr>
+            <w:tcW w:type="dxa" w:w="3969"/>
+            <w:shd w:val="clear" w:color="auto" w:fill="1F3864"/>
+            <w:vAlign w:val="center"/>
+          </w:tcPr>
+          <w:p>
+            <w:pPr>
+              <w:spacing w:after="0"/>
+              <w:jc w:val="center"/>
+            </w:pPr>
+            <w:r>
+              <w:rPr>
+                <w:rFonts w:ascii="游ゴシック" w:hAnsi="游ゴシック" w:eastAsia="游ゴシック"/>
+                <w:b/>
+                <w:color w:val="FFFFFF"/>
+                <w:sz w:val="19"/>
+              </w:rPr>
+              <w:t>見るもの</w:t>
+            </w:r>
+          </w:p>
+        </w:tc>
+        <w:tc>
+          <w:tcPr>
+            <w:tcW w:type="dxa" w:w="3742"/>
+            <w:shd w:val="clear" w:color="auto" w:fill="1F3864"/>
+            <w:vAlign w:val="center"/>
+          </w:tcPr>
+          <w:p>
+            <w:pPr>
+              <w:spacing w:after="0"/>
+              <w:jc w:val="center"/>
+            </w:pPr>
+            <w:r>
+              <w:rPr>
+                <w:rFonts w:ascii="游ゴシック" w:hAnsi="游ゴシック" w:eastAsia="游ゴシック"/>
+                <w:b/>
+                <w:color w:val="FFFFFF"/>
+                <w:sz w:val="19"/>
+              </w:rPr>
+              <w:t>落ちやすいもの</w:t>
+            </w:r>
+          </w:p>
+        </w:tc>
+      </w:tr>
+      <w:tr>
+        <w:trPr>
+          <w:cantSplit/>
+        </w:trPr>
+        <w:tc>
+          <w:tcPr>
+            <w:tcW w:type="dxa" w:w="2041"/>
+            <w:vAlign w:val="center"/>
+          </w:tcPr>
+          <w:p>
+            <w:pPr>
+              <w:spacing w:after="0"/>
+            </w:pPr>
+            <w:r>
+              <w:rPr>
+                <w:rFonts w:ascii="游ゴシック" w:hAnsi="游ゴシック" w:eastAsia="游ゴシック"/>
+                <w:b w:val="0"/>
+                <w:sz w:val="19"/>
+              </w:rPr>
+              <w:t>① 法の記載事項</w:t>
+            </w:r>
+          </w:p>
+        </w:tc>
+        <w:tc>
+          <w:tcPr>
+            <w:tcW w:type="dxa" w:w="3969"/>
+            <w:vAlign w:val="center"/>
+          </w:tcPr>
+          <w:p>
+            <w:pPr>
+              <w:spacing w:after="0"/>
+            </w:pPr>
+            <w:r>
+              <w:rPr>
+                <w:rFonts w:ascii="游ゴシック" w:hAnsi="游ゴシック" w:eastAsia="游ゴシック"/>
+                <w:b w:val="0"/>
+                <w:sz w:val="19"/>
+              </w:rPr>
+              <w:t>第117条第2項各号（見込量、地域支援事業の量、取り組むべき施策、その目標）と第3項各号</w:t>
+            </w:r>
+          </w:p>
+        </w:tc>
+        <w:tc>
+          <w:tcPr>
+            <w:tcW w:type="dxa" w:w="3742"/>
+            <w:vAlign w:val="center"/>
+          </w:tcPr>
+          <w:p>
+            <w:pPr>
+              <w:spacing w:after="0"/>
+            </w:pPr>
+            <w:r>
+              <w:rPr>
+                <w:rFonts w:ascii="游ゴシック" w:hAnsi="游ゴシック" w:eastAsia="游ゴシック"/>
+                <w:b w:val="0"/>
+                <w:sz w:val="19"/>
+              </w:rPr>
+              <w:t>地域支援事業の「量」の見込み。費用の額だけを置いて量を置き忘れる</w:t>
+            </w:r>
+          </w:p>
+        </w:tc>
+      </w:tr>
+      <w:tr>
+        <w:trPr>
+          <w:cantSplit/>
+        </w:trPr>
+        <w:tc>
+          <w:tcPr>
+            <w:tcW w:type="dxa" w:w="2041"/>
+            <w:shd w:val="clear" w:color="auto" w:fill="F2F5FA"/>
+            <w:vAlign w:val="center"/>
+          </w:tcPr>
+          <w:p>
+            <w:pPr>
+              <w:spacing w:after="0"/>
+            </w:pPr>
+            <w:r>
+              <w:rPr>
+                <w:rFonts w:ascii="游ゴシック" w:hAnsi="游ゴシック" w:eastAsia="游ゴシック"/>
+                <w:b w:val="0"/>
+                <w:sz w:val="19"/>
+              </w:rPr>
+              <w:t>② 法改正による追加</w:t>
+            </w:r>
+          </w:p>
+        </w:tc>
+        <w:tc>
+          <w:tcPr>
+            <w:tcW w:type="dxa" w:w="3969"/>
+            <w:shd w:val="clear" w:color="auto" w:fill="F2F5FA"/>
+            <w:vAlign w:val="center"/>
+          </w:tcPr>
+          <w:p>
+            <w:pPr>
+              <w:spacing w:after="0"/>
+            </w:pPr>
+            <w:r>
+              <w:rPr>
+                <w:rFonts w:ascii="游ゴシック" w:hAnsi="游ゴシック" w:eastAsia="游ゴシック"/>
+                <w:b w:val="0"/>
+                <w:sz w:val="19"/>
+              </w:rPr>
+              <w:t>施行期日が計画期間の初日に当たる改正</w:t>
+            </w:r>
+          </w:p>
+        </w:tc>
+        <w:tc>
+          <w:tcPr>
+            <w:tcW w:type="dxa" w:w="3742"/>
+            <w:shd w:val="clear" w:color="auto" w:fill="F2F5FA"/>
+            <w:vAlign w:val="center"/>
+          </w:tcPr>
+          <w:p>
+            <w:pPr>
+              <w:spacing w:after="0"/>
+            </w:pPr>
+            <w:r>
+              <w:rPr>
+                <w:rFonts w:ascii="游ゴシック" w:hAnsi="游ゴシック" w:eastAsia="游ゴシック"/>
+                <w:b w:val="0"/>
+                <w:sz w:val="19"/>
+              </w:rPr>
+              <w:t>新設されるサービス区分。中長期推計の必須化</w:t>
+            </w:r>
+          </w:p>
+        </w:tc>
+      </w:tr>
+      <w:tr>
+        <w:trPr>
+          <w:cantSplit/>
+        </w:trPr>
+        <w:tc>
+          <w:tcPr>
+            <w:tcW w:type="dxa" w:w="2041"/>
+            <w:vAlign w:val="center"/>
+          </w:tcPr>
+          <w:p>
+            <w:pPr>
+              <w:spacing w:after="0"/>
+            </w:pPr>
+            <w:r>
+              <w:rPr>
+                <w:rFonts w:ascii="游ゴシック" w:hAnsi="游ゴシック" w:eastAsia="游ゴシック"/>
+                <w:b w:val="0"/>
+                <w:sz w:val="19"/>
+              </w:rPr>
+              <w:t>③ 基本指針の記載充実事項</w:t>
+            </w:r>
+          </w:p>
+        </w:tc>
+        <w:tc>
+          <w:tcPr>
+            <w:tcW w:type="dxa" w:w="3969"/>
+            <w:vAlign w:val="center"/>
+          </w:tcPr>
+          <w:p>
+            <w:pPr>
+              <w:spacing w:after="0"/>
+            </w:pPr>
+            <w:r>
+              <w:rPr>
+                <w:rFonts w:ascii="游ゴシック" w:hAnsi="游ゴシック" w:eastAsia="游ゴシック"/>
+                <w:b w:val="0"/>
+                <w:sz w:val="19"/>
+              </w:rPr>
+              <w:t>中長期推計、時間軸・地域軸、医療介護連携、高齢者向け住まい、人材確保・生産性向上</w:t>
+            </w:r>
+          </w:p>
+        </w:tc>
+        <w:tc>
+          <w:tcPr>
+            <w:tcW w:type="dxa" w:w="3742"/>
+            <w:vAlign w:val="center"/>
+          </w:tcPr>
+          <w:p>
+            <w:pPr>
+              <w:spacing w:after="0"/>
+            </w:pPr>
+            <w:r>
+              <w:rPr>
+                <w:rFonts w:ascii="游ゴシック" w:hAnsi="游ゴシック" w:eastAsia="游ゴシック"/>
+                <w:b w:val="0"/>
+                <w:sz w:val="19"/>
+              </w:rPr>
+              <w:t>需要のみを推計し、供給の制約を置かない</w:t>
+            </w:r>
+          </w:p>
+        </w:tc>
+      </w:tr>
+    </w:tbl>
+    <w:p>
+      <w:pPr>
+        <w:keepNext/>
+        <w:spacing w:before="180" w:after="60"/>
+      </w:pPr>
+      <w:r>
+        <w:rPr>
+          <w:rFonts w:ascii="游ゴシック" w:hAnsi="游ゴシック" w:eastAsia="游ゴシック"/>
+          <w:b/>
+          <w:sz w:val="22"/>
+        </w:rPr>
+        <w:t>2　点検の様式</w:t>
+      </w:r>
+    </w:p>
+    <w:p>
+      <w:r>
+        <w:rPr>
+          <w:rFonts w:ascii="游ゴシック" w:hAnsi="游ゴシック" w:eastAsia="游ゴシック"/>
+          <w:b w:val="0"/>
+          <w:sz w:val="21"/>
+        </w:rPr>
+        <w:t>記載事項ごとに、算定における取扱いと判定（対応・一部対応・未対応）を並べます。未対応と判定したものには、必ず是正の方針を書きます。方針が書けないものは、確認事項として保険者の判断にかけます。</w:t>
+      </w:r>
+    </w:p>
+    <w:p>
+      <w:r>
+        <w:rPr>
+          <w:rFonts w:ascii="游ゴシック" w:hAnsi="游ゴシック" w:eastAsia="游ゴシック"/>
+          <w:b w:val="0"/>
+          <w:sz w:val="21"/>
+        </w:rPr>
+        <w:t>判定は、計画本文に記載があるかどうかではなく、算定に反映されているかどうかで行います。本文に方針だけを書いて算定に反映していない状態は「一部対応」です。</w:t>
+      </w:r>
+    </w:p>
+    <w:p>
+      <w:pPr>
+        <w:keepNext/>
+        <w:spacing w:before="160" w:after="40"/>
+      </w:pPr>
+      <w:r>
+        <w:rPr>
+          <w:rFonts w:ascii="游ゴシック" w:hAnsi="游ゴシック" w:eastAsia="游ゴシック"/>
+          <w:b/>
+          <w:sz w:val="20"/>
+        </w:rPr>
+        <w:t>表15　記載事項の網羅点検の様式</w:t>
+      </w:r>
+    </w:p>
+    <w:tbl>
+      <w:tblPr>
+        <w:tblStyle w:val="TableGrid"/>
+        <w:tblW w:type="auto" w:w="0"/>
+        <w:tblLayout w:type="fixed"/>
+        <w:tblCellMar>
+          <w:top w:w="34" w:type="dxa"/>
+          <w:left w:w="68" w:type="dxa"/>
+          <w:bottom w:w="34" w:type="dxa"/>
+          <w:right w:w="68" w:type="dxa"/>
+        </w:tblCellMar>
+        <w:tblLook w:firstColumn="1" w:firstRow="1" w:lastColumn="0" w:lastRow="0" w:noHBand="0" w:noVBand="1" w:val="04A0"/>
+      </w:tblPr>
+      <w:tblGrid>
+        <w:gridCol w:w="3251"/>
+        <w:gridCol w:w="3251"/>
+        <w:gridCol w:w="3251"/>
+      </w:tblGrid>
+      <w:tr>
+        <w:trPr>
+          <w:tblHeader/>
+        </w:trPr>
+        <w:tc>
+          <w:tcPr>
+            <w:tcW w:type="dxa" w:w="1701"/>
+            <w:shd w:val="clear" w:color="auto" w:fill="1F3864"/>
+            <w:vAlign w:val="center"/>
+          </w:tcPr>
+          <w:p>
+            <w:pPr>
+              <w:spacing w:after="0"/>
+              <w:jc w:val="center"/>
+            </w:pPr>
+            <w:r>
+              <w:rPr>
+                <w:rFonts w:ascii="游ゴシック" w:hAnsi="游ゴシック" w:eastAsia="游ゴシック"/>
+                <w:b/>
+                <w:color w:val="FFFFFF"/>
+                <w:sz w:val="19"/>
+              </w:rPr>
+              <w:t>列</w:t>
+            </w:r>
+          </w:p>
+        </w:tc>
+        <w:tc>
+          <w:tcPr>
+            <w:tcW w:type="dxa" w:w="3628"/>
+            <w:shd w:val="clear" w:color="auto" w:fill="1F3864"/>
+            <w:vAlign w:val="center"/>
+          </w:tcPr>
+          <w:p>
+            <w:pPr>
+              <w:spacing w:after="0"/>
+              <w:jc w:val="center"/>
+            </w:pPr>
+            <w:r>
+              <w:rPr>
+                <w:rFonts w:ascii="游ゴシック" w:hAnsi="游ゴシック" w:eastAsia="游ゴシック"/>
+                <w:b/>
+                <w:color w:val="FFFFFF"/>
+                <w:sz w:val="19"/>
+              </w:rPr>
+              <w:t>書くこと</w:t>
+            </w:r>
+          </w:p>
+        </w:tc>
+        <w:tc>
+          <w:tcPr>
+            <w:tcW w:type="dxa" w:w="4422"/>
+            <w:shd w:val="clear" w:color="auto" w:fill="1F3864"/>
+            <w:vAlign w:val="center"/>
+          </w:tcPr>
+          <w:p>
+            <w:pPr>
+              <w:spacing w:after="0"/>
+              <w:jc w:val="center"/>
+            </w:pPr>
+            <w:r>
+              <w:rPr>
+                <w:rFonts w:ascii="游ゴシック" w:hAnsi="游ゴシック" w:eastAsia="游ゴシック"/>
+                <w:b/>
+                <w:color w:val="FFFFFF"/>
+                <w:sz w:val="19"/>
+              </w:rPr>
+              <w:t>留意点</w:t>
+            </w:r>
+          </w:p>
+        </w:tc>
+      </w:tr>
+      <w:tr>
+        <w:trPr>
+          <w:cantSplit/>
+        </w:trPr>
+        <w:tc>
+          <w:tcPr>
+            <w:tcW w:type="dxa" w:w="1701"/>
+            <w:vAlign w:val="center"/>
+          </w:tcPr>
+          <w:p>
+            <w:pPr>
+              <w:spacing w:after="0"/>
+            </w:pPr>
+            <w:r>
+              <w:rPr>
+                <w:rFonts w:ascii="游ゴシック" w:hAnsi="游ゴシック" w:eastAsia="游ゴシック"/>
+                <w:b w:val="0"/>
+                <w:sz w:val="19"/>
+              </w:rPr>
+              <w:t>区分</w:t>
+            </w:r>
+          </w:p>
+        </w:tc>
+        <w:tc>
+          <w:tcPr>
+            <w:tcW w:type="dxa" w:w="3628"/>
+            <w:vAlign w:val="center"/>
+          </w:tcPr>
+          <w:p>
+            <w:pPr>
+              <w:spacing w:after="0"/>
+            </w:pPr>
+            <w:r>
+              <w:rPr>
+                <w:rFonts w:ascii="游ゴシック" w:hAnsi="游ゴシック" w:eastAsia="游ゴシック"/>
+                <w:b w:val="0"/>
+                <w:sz w:val="19"/>
+              </w:rPr>
+              <w:t>法・改正法・基本指針の別</w:t>
+            </w:r>
+          </w:p>
+        </w:tc>
+        <w:tc>
+          <w:tcPr>
+            <w:tcW w:type="dxa" w:w="4422"/>
+            <w:vAlign w:val="center"/>
+          </w:tcPr>
+          <w:p>
+            <w:pPr>
+              <w:spacing w:after="0"/>
+            </w:pPr>
+            <w:r>
+              <w:rPr>
+                <w:rFonts w:ascii="游ゴシック" w:hAnsi="游ゴシック" w:eastAsia="游ゴシック"/>
+                <w:b w:val="0"/>
+                <w:sz w:val="19"/>
+              </w:rPr>
+              <w:t>根拠に当たれないものは推測で書かない</w:t>
+            </w:r>
+          </w:p>
+        </w:tc>
+      </w:tr>
+      <w:tr>
+        <w:trPr>
+          <w:cantSplit/>
+        </w:trPr>
+        <w:tc>
+          <w:tcPr>
+            <w:tcW w:type="dxa" w:w="1701"/>
+            <w:shd w:val="clear" w:color="auto" w:fill="F2F5FA"/>
+            <w:vAlign w:val="center"/>
+          </w:tcPr>
+          <w:p>
+            <w:pPr>
+              <w:spacing w:after="0"/>
+            </w:pPr>
+            <w:r>
+              <w:rPr>
+                <w:rFonts w:ascii="游ゴシック" w:hAnsi="游ゴシック" w:eastAsia="游ゴシック"/>
+                <w:b w:val="0"/>
+                <w:sz w:val="19"/>
+              </w:rPr>
+              <w:t>根拠</w:t>
+            </w:r>
+          </w:p>
+        </w:tc>
+        <w:tc>
+          <w:tcPr>
+            <w:tcW w:type="dxa" w:w="3628"/>
+            <w:shd w:val="clear" w:color="auto" w:fill="F2F5FA"/>
+            <w:vAlign w:val="center"/>
+          </w:tcPr>
+          <w:p>
+            <w:pPr>
+              <w:spacing w:after="0"/>
+            </w:pPr>
+            <w:r>
+              <w:rPr>
+                <w:rFonts w:ascii="游ゴシック" w:hAnsi="游ゴシック" w:eastAsia="游ゴシック"/>
+                <w:b w:val="0"/>
+                <w:sz w:val="19"/>
+              </w:rPr>
+              <w:t>条項号又は指針の該当箇所</w:t>
+            </w:r>
+          </w:p>
+        </w:tc>
+        <w:tc>
+          <w:tcPr>
+            <w:tcW w:type="dxa" w:w="4422"/>
+            <w:shd w:val="clear" w:color="auto" w:fill="F2F5FA"/>
+            <w:vAlign w:val="center"/>
+          </w:tcPr>
+          <w:p>
+            <w:pPr>
+              <w:spacing w:after="0"/>
+            </w:pPr>
+            <w:r>
+              <w:rPr>
+                <w:rFonts w:ascii="游ゴシック" w:hAnsi="游ゴシック" w:eastAsia="游ゴシック"/>
+                <w:b w:val="0"/>
+                <w:sz w:val="19"/>
+              </w:rPr>
+              <w:t>条文で確認できないものはその旨を記す</w:t>
+            </w:r>
+          </w:p>
+        </w:tc>
+      </w:tr>
+      <w:tr>
+        <w:trPr>
+          <w:cantSplit/>
+        </w:trPr>
+        <w:tc>
+          <w:tcPr>
+            <w:tcW w:type="dxa" w:w="1701"/>
+            <w:vAlign w:val="center"/>
+          </w:tcPr>
+          <w:p>
+            <w:pPr>
+              <w:spacing w:after="0"/>
+            </w:pPr>
+            <w:r>
+              <w:rPr>
+                <w:rFonts w:ascii="游ゴシック" w:hAnsi="游ゴシック" w:eastAsia="游ゴシック"/>
+                <w:b w:val="0"/>
+                <w:sz w:val="19"/>
+              </w:rPr>
+              <w:t>記載事項</w:t>
+            </w:r>
+          </w:p>
+        </w:tc>
+        <w:tc>
+          <w:tcPr>
+            <w:tcW w:type="dxa" w:w="3628"/>
+            <w:vAlign w:val="center"/>
+          </w:tcPr>
+          <w:p>
+            <w:pPr>
+              <w:spacing w:after="0"/>
+            </w:pPr>
+            <w:r>
+              <w:rPr>
+                <w:rFonts w:ascii="游ゴシック" w:hAnsi="游ゴシック" w:eastAsia="游ゴシック"/>
+                <w:b w:val="0"/>
+                <w:sz w:val="19"/>
+              </w:rPr>
+              <w:t>定めるべき事項</w:t>
+            </w:r>
+          </w:p>
+        </w:tc>
+        <w:tc>
+          <w:tcPr>
+            <w:tcW w:type="dxa" w:w="4422"/>
+            <w:vAlign w:val="center"/>
+          </w:tcPr>
+          <w:p>
+            <w:pPr>
+              <w:spacing w:after="0"/>
+            </w:pPr>
+            <w:r>
+              <w:rPr>
+                <w:rFonts w:ascii="游ゴシック" w:hAnsi="游ゴシック" w:eastAsia="游ゴシック"/>
+                <w:b w:val="0"/>
+                <w:sz w:val="19"/>
+              </w:rPr>
+              <w:t>条文の文言をそのまま用いる</w:t>
+            </w:r>
+          </w:p>
+        </w:tc>
+      </w:tr>
+      <w:tr>
+        <w:trPr>
+          <w:cantSplit/>
+        </w:trPr>
+        <w:tc>
+          <w:tcPr>
+            <w:tcW w:type="dxa" w:w="1701"/>
+            <w:shd w:val="clear" w:color="auto" w:fill="F2F5FA"/>
+            <w:vAlign w:val="center"/>
+          </w:tcPr>
+          <w:p>
+            <w:pPr>
+              <w:spacing w:after="0"/>
+            </w:pPr>
+            <w:r>
+              <w:rPr>
+                <w:rFonts w:ascii="游ゴシック" w:hAnsi="游ゴシック" w:eastAsia="游ゴシック"/>
+                <w:b w:val="0"/>
+                <w:sz w:val="19"/>
+              </w:rPr>
+              <w:t>算定における取扱い</w:t>
+            </w:r>
+          </w:p>
+        </w:tc>
+        <w:tc>
+          <w:tcPr>
+            <w:tcW w:type="dxa" w:w="3628"/>
+            <w:shd w:val="clear" w:color="auto" w:fill="F2F5FA"/>
+            <w:vAlign w:val="center"/>
+          </w:tcPr>
+          <w:p>
+            <w:pPr>
+              <w:spacing w:after="0"/>
+            </w:pPr>
+            <w:r>
+              <w:rPr>
+                <w:rFonts w:ascii="游ゴシック" w:hAnsi="游ゴシック" w:eastAsia="游ゴシック"/>
+                <w:b w:val="0"/>
+                <w:sz w:val="19"/>
+              </w:rPr>
+              <w:t>どのシート・どの式で扱っているか</w:t>
+            </w:r>
+          </w:p>
+        </w:tc>
+        <w:tc>
+          <w:tcPr>
+            <w:tcW w:type="dxa" w:w="4422"/>
+            <w:shd w:val="clear" w:color="auto" w:fill="F2F5FA"/>
+            <w:vAlign w:val="center"/>
+          </w:tcPr>
+          <w:p>
+            <w:pPr>
+              <w:spacing w:after="0"/>
+            </w:pPr>
+            <w:r>
+              <w:rPr>
+                <w:rFonts w:ascii="游ゴシック" w:hAnsi="游ゴシック" w:eastAsia="游ゴシック"/>
+                <w:b w:val="0"/>
+                <w:sz w:val="19"/>
+              </w:rPr>
+              <w:t>扱っていない場合はその旨と理由</w:t>
+            </w:r>
+          </w:p>
+        </w:tc>
+      </w:tr>
+      <w:tr>
+        <w:trPr>
+          <w:cantSplit/>
+        </w:trPr>
+        <w:tc>
+          <w:tcPr>
+            <w:tcW w:type="dxa" w:w="1701"/>
+            <w:vAlign w:val="center"/>
+          </w:tcPr>
+          <w:p>
+            <w:pPr>
+              <w:spacing w:after="0"/>
+            </w:pPr>
+            <w:r>
+              <w:rPr>
+                <w:rFonts w:ascii="游ゴシック" w:hAnsi="游ゴシック" w:eastAsia="游ゴシック"/>
+                <w:b w:val="0"/>
+                <w:sz w:val="19"/>
+              </w:rPr>
+              <w:t>判定</w:t>
+            </w:r>
+          </w:p>
+        </w:tc>
+        <w:tc>
+          <w:tcPr>
+            <w:tcW w:type="dxa" w:w="3628"/>
+            <w:vAlign w:val="center"/>
+          </w:tcPr>
+          <w:p>
+            <w:pPr>
+              <w:spacing w:after="0"/>
+            </w:pPr>
+            <w:r>
+              <w:rPr>
+                <w:rFonts w:ascii="游ゴシック" w:hAnsi="游ゴシック" w:eastAsia="游ゴシック"/>
+                <w:b w:val="0"/>
+                <w:sz w:val="19"/>
+              </w:rPr>
+              <w:t>対応・一部対応・未対応</w:t>
+            </w:r>
+          </w:p>
+        </w:tc>
+        <w:tc>
+          <w:tcPr>
+            <w:tcW w:type="dxa" w:w="4422"/>
+            <w:vAlign w:val="center"/>
+          </w:tcPr>
+          <w:p>
+            <w:pPr>
+              <w:spacing w:after="0"/>
+            </w:pPr>
+            <w:r>
+              <w:rPr>
+                <w:rFonts w:ascii="游ゴシック" w:hAnsi="游ゴシック" w:eastAsia="游ゴシック"/>
+                <w:b w:val="0"/>
+                <w:sz w:val="19"/>
+              </w:rPr>
+              <w:t>本文の記載の有無ではなく算定への反映で見る</w:t>
+            </w:r>
+          </w:p>
+        </w:tc>
+      </w:tr>
+      <w:tr>
+        <w:trPr>
+          <w:cantSplit/>
+        </w:trPr>
+        <w:tc>
+          <w:tcPr>
+            <w:tcW w:type="dxa" w:w="1701"/>
+            <w:shd w:val="clear" w:color="auto" w:fill="F2F5FA"/>
+            <w:vAlign w:val="center"/>
+          </w:tcPr>
+          <w:p>
+            <w:pPr>
+              <w:spacing w:after="0"/>
+            </w:pPr>
+            <w:r>
+              <w:rPr>
+                <w:rFonts w:ascii="游ゴシック" w:hAnsi="游ゴシック" w:eastAsia="游ゴシック"/>
+                <w:b w:val="0"/>
+                <w:sz w:val="19"/>
+              </w:rPr>
+              <w:t>確認事項</w:t>
+            </w:r>
+          </w:p>
+        </w:tc>
+        <w:tc>
+          <w:tcPr>
+            <w:tcW w:type="dxa" w:w="3628"/>
+            <w:shd w:val="clear" w:color="auto" w:fill="F2F5FA"/>
+            <w:vAlign w:val="center"/>
+          </w:tcPr>
+          <w:p>
+            <w:pPr>
+              <w:spacing w:after="0"/>
+            </w:pPr>
+            <w:r>
+              <w:rPr>
+                <w:rFonts w:ascii="游ゴシック" w:hAnsi="游ゴシック" w:eastAsia="游ゴシック"/>
+                <w:b w:val="0"/>
+                <w:sz w:val="19"/>
+              </w:rPr>
+              <w:t>未対応・一部対応のものに付す番号</w:t>
+            </w:r>
+          </w:p>
+        </w:tc>
+        <w:tc>
+          <w:tcPr>
+            <w:tcW w:type="dxa" w:w="4422"/>
+            <w:shd w:val="clear" w:color="auto" w:fill="F2F5FA"/>
+            <w:vAlign w:val="center"/>
+          </w:tcPr>
+          <w:p>
+            <w:pPr>
+              <w:spacing w:after="0"/>
+            </w:pPr>
+            <w:r>
+              <w:rPr>
+                <w:rFonts w:ascii="游ゴシック" w:hAnsi="游ゴシック" w:eastAsia="游ゴシック"/>
+                <w:b w:val="0"/>
+                <w:sz w:val="19"/>
+              </w:rPr>
+              <w:t>本文には注記せず、確認事項の一覧で管理する</w:t>
+            </w:r>
+          </w:p>
+        </w:tc>
+      </w:tr>
+    </w:tbl>
+    <w:p>
+      <w:pPr>
+        <w:spacing w:before="80"/>
+        <w:ind w:left="227"/>
+      </w:pPr>
+      <w:r>
+        <w:rPr>
+          <w:rFonts w:ascii="游ゴシック" w:hAnsi="游ゴシック" w:eastAsia="游ゴシック"/>
+          <w:b/>
+          <w:color w:val="1F3864"/>
+          <w:sz w:val="19"/>
+        </w:rPr>
+        <w:t>【適用例：大雪地区広域連合】</w:t>
+      </w:r>
+    </w:p>
+    <w:p>
+      <w:pPr>
+        <w:ind w:left="227"/>
+      </w:pPr>
+      <w:r>
+        <w:rPr>
+          <w:rFonts w:ascii="游ゴシック" w:hAnsi="游ゴシック" w:eastAsia="游ゴシック"/>
+          <w:b w:val="0"/>
+          <w:sz w:val="19"/>
+        </w:rPr>
+        <w:t>26事項を点検し、対応5件・一部対応12件・未対応9件となりました。未対応のうち大きいものは、①中長期推計が認定者数にとどまり見込量・給付費・保険料に及んでいないこと、②地域支援事業が費用の額のみで量の見込みがないこと、③計画期間の初日に新設される区分を見込量に立てていないこと、④供給の制約（人材）を反映していないことの4件です。</w:t>
+      </w:r>
+    </w:p>
+    <w:p>
+      <w:pPr>
+        <w:keepNext/>
+        <w:spacing w:before="180" w:after="60"/>
+      </w:pPr>
+      <w:r>
+        <w:rPr>
+          <w:rFonts w:ascii="游ゴシック" w:hAnsi="游ゴシック" w:eastAsia="游ゴシック"/>
+          <w:b/>
+          <w:sz w:val="22"/>
+        </w:rPr>
+        <w:t>3　いつ行うか</w:t>
+      </w:r>
+    </w:p>
+    <w:p>
+      <w:pPr>
+        <w:ind w:left="340" w:hanging="340"/>
+      </w:pPr>
+      <w:r>
+        <w:rPr>
+          <w:rFonts w:ascii="游ゴシック" w:hAnsi="游ゴシック" w:eastAsia="游ゴシック"/>
+          <w:b w:val="0"/>
+          <w:sz w:val="21"/>
+        </w:rPr>
+        <w:t>・算定に入る前：記載事項を並べ、必要なデータをそろえる段階で漏れを見つけます。後から見つけると、資料の照会が間に合いません。</w:t>
+      </w:r>
+    </w:p>
+    <w:p>
+      <w:pPr>
+        <w:ind w:left="340" w:hanging="340"/>
+      </w:pPr>
+      <w:r>
+        <w:rPr>
+          <w:rFonts w:ascii="游ゴシック" w:hAnsi="游ゴシック" w:eastAsia="游ゴシック"/>
+          <w:b w:val="0"/>
+          <w:sz w:val="21"/>
+        </w:rPr>
+        <w:t>・算定を終えた後：算定に反映されたかどうかで判定し直します。本文に書いただけのものが残ります。</w:t>
+      </w:r>
+    </w:p>
+    <w:p>
+      <w:pPr>
+        <w:ind w:left="340" w:hanging="340"/>
+      </w:pPr>
+      <w:r>
+        <w:rPr>
+          <w:rFonts w:ascii="游ゴシック" w:hAnsi="游ゴシック" w:eastAsia="游ゴシック"/>
+          <w:b w:val="0"/>
+          <w:sz w:val="21"/>
+        </w:rPr>
+        <w:t>・基本指針が告示された後：案の段階で整理したものを再照合します。</w:t>
+      </w:r>
+    </w:p>
+    <w:p>
+      <w:r>
+        <w:br w:type="page"/>
+      </w:r>
+    </w:p>
+    <w:p>
+      <w:pPr>
+        <w:keepNext/>
+        <w:spacing w:before="320" w:after="120"/>
+      </w:pPr>
+      <w:r>
+        <w:rPr>
+          <w:rFonts w:ascii="游ゴシック" w:hAnsi="游ゴシック" w:eastAsia="游ゴシック"/>
+          <w:b/>
+          <w:color w:val="1F3864"/>
+          <w:sz w:val="26"/>
+        </w:rPr>
+        <w:t>第12章　陥りやすい誤り</w:t>
+      </w:r>
+    </w:p>
+    <w:p>
+      <w:pPr>
+        <w:keepNext/>
+        <w:spacing w:before="160" w:after="40"/>
+      </w:pPr>
+      <w:r>
+        <w:rPr>
+          <w:rFonts w:ascii="游ゴシック" w:hAnsi="游ゴシック" w:eastAsia="游ゴシック"/>
+          <w:b/>
+          <w:sz w:val="20"/>
+        </w:rPr>
+        <w:t>表16　陥りやすい誤りと防ぎ方</w:t>
       </w:r>
     </w:p>
     <w:tbl>
@@ -6408,7 +8668,7 @@
           <w:b/>
           <w:sz w:val="20"/>
         </w:rPr>
-        <w:t>表12　算定の手順</w:t>
+        <w:t>表17　算定の手順</w:t>
       </w:r>
     </w:p>
     <w:tbl>
@@ -7154,7 +9414,7 @@
                 <w:b w:val="0"/>
                 <w:sz w:val="19"/>
               </w:rPr>
-              <w:t>11 自己点検</w:t>
+              <w:t>11 趨勢外の要因</w:t>
             </w:r>
           </w:p>
         </w:tc>
@@ -7173,7 +9433,7 @@
                 <w:b w:val="0"/>
                 <w:sz w:val="19"/>
               </w:rPr>
-              <w:t>点検を算定に組み込み、変異試験で効きを確かめる</w:t>
+              <w:t>測れるもの・向きのみ・測れないものに分ける</w:t>
             </w:r>
           </w:p>
         </w:tc>
@@ -7192,7 +9452,7 @@
                 <w:b w:val="0"/>
                 <w:sz w:val="19"/>
               </w:rPr>
-              <w:t>1件でも不適合なら異常終了する形か</w:t>
+              <w:t>単価の趨勢と改定率1％あたりの月額を算定したか</w:t>
             </w:r>
           </w:p>
         </w:tc>
@@ -7217,7 +9477,134 @@
                 <w:b w:val="0"/>
                 <w:sz w:val="19"/>
               </w:rPr>
-              <w:t>12 確認事項の整理</w:t>
+              <w:t>12 記載事項の点検</w:t>
+            </w:r>
+          </w:p>
+        </w:tc>
+        <w:tc>
+          <w:tcPr>
+            <w:tcW w:type="dxa" w:w="3402"/>
+            <w:shd w:val="clear" w:color="auto" w:fill="F2F5FA"/>
+            <w:vAlign w:val="center"/>
+          </w:tcPr>
+          <w:p>
+            <w:pPr>
+              <w:spacing w:after="0"/>
+            </w:pPr>
+            <w:r>
+              <w:rPr>
+                <w:rFonts w:ascii="游ゴシック" w:hAnsi="游ゴシック" w:eastAsia="游ゴシック"/>
+                <w:b w:val="0"/>
+                <w:sz w:val="19"/>
+              </w:rPr>
+              <w:t>法・改正法・基本指針の記載事項と突き合わせる</w:t>
+            </w:r>
+          </w:p>
+        </w:tc>
+        <w:tc>
+          <w:tcPr>
+            <w:tcW w:type="dxa" w:w="4762"/>
+            <w:shd w:val="clear" w:color="auto" w:fill="F2F5FA"/>
+            <w:vAlign w:val="center"/>
+          </w:tcPr>
+          <w:p>
+            <w:pPr>
+              <w:spacing w:after="0"/>
+            </w:pPr>
+            <w:r>
+              <w:rPr>
+                <w:rFonts w:ascii="游ゴシック" w:hAnsi="游ゴシック" w:eastAsia="游ゴシック"/>
+                <w:b w:val="0"/>
+                <w:sz w:val="19"/>
+              </w:rPr>
+              <w:t>未対応のものに是正の方針を書いたか</w:t>
+            </w:r>
+          </w:p>
+        </w:tc>
+      </w:tr>
+      <w:tr>
+        <w:trPr>
+          <w:cantSplit/>
+        </w:trPr>
+        <w:tc>
+          <w:tcPr>
+            <w:tcW w:type="dxa" w:w="1587"/>
+            <w:vAlign w:val="center"/>
+          </w:tcPr>
+          <w:p>
+            <w:pPr>
+              <w:spacing w:after="0"/>
+            </w:pPr>
+            <w:r>
+              <w:rPr>
+                <w:rFonts w:ascii="游ゴシック" w:hAnsi="游ゴシック" w:eastAsia="游ゴシック"/>
+                <w:b w:val="0"/>
+                <w:sz w:val="19"/>
+              </w:rPr>
+              <w:t>13 自己点検</w:t>
+            </w:r>
+          </w:p>
+        </w:tc>
+        <w:tc>
+          <w:tcPr>
+            <w:tcW w:type="dxa" w:w="3402"/>
+            <w:vAlign w:val="center"/>
+          </w:tcPr>
+          <w:p>
+            <w:pPr>
+              <w:spacing w:after="0"/>
+            </w:pPr>
+            <w:r>
+              <w:rPr>
+                <w:rFonts w:ascii="游ゴシック" w:hAnsi="游ゴシック" w:eastAsia="游ゴシック"/>
+                <w:b w:val="0"/>
+                <w:sz w:val="19"/>
+              </w:rPr>
+              <w:t>点検を算定に組み込み、変異試験で効きを確かめる</w:t>
+            </w:r>
+          </w:p>
+        </w:tc>
+        <w:tc>
+          <w:tcPr>
+            <w:tcW w:type="dxa" w:w="4762"/>
+            <w:vAlign w:val="center"/>
+          </w:tcPr>
+          <w:p>
+            <w:pPr>
+              <w:spacing w:after="0"/>
+            </w:pPr>
+            <w:r>
+              <w:rPr>
+                <w:rFonts w:ascii="游ゴシック" w:hAnsi="游ゴシック" w:eastAsia="游ゴシック"/>
+                <w:b w:val="0"/>
+                <w:sz w:val="19"/>
+              </w:rPr>
+              <w:t>1件でも不適合なら異常終了する形か</w:t>
+            </w:r>
+          </w:p>
+        </w:tc>
+      </w:tr>
+      <w:tr>
+        <w:trPr>
+          <w:cantSplit/>
+        </w:trPr>
+        <w:tc>
+          <w:tcPr>
+            <w:tcW w:type="dxa" w:w="1587"/>
+            <w:shd w:val="clear" w:color="auto" w:fill="F2F5FA"/>
+            <w:vAlign w:val="center"/>
+          </w:tcPr>
+          <w:p>
+            <w:pPr>
+              <w:spacing w:after="0"/>
+            </w:pPr>
+            <w:r>
+              <w:rPr>
+                <w:rFonts w:ascii="游ゴシック" w:hAnsi="游ゴシック" w:eastAsia="游ゴシック"/>
+                <w:b w:val="0"/>
+                <w:sz w:val="19"/>
+              </w:rPr>
+              <w:t>14 確認事項の整理</w:t>
             </w:r>
           </w:p>
         </w:tc>
@@ -7289,7 +9676,7 @@
           <w:b/>
           <w:sz w:val="20"/>
         </w:rPr>
-        <w:t>表13　自己点検の項目例</w:t>
+        <w:t>表18　自己点検の項目例</w:t>
       </w:r>
     </w:p>
     <w:tbl>
@@ -8099,6 +10486,133 @@
                 <w:sz w:val="19"/>
               </w:rPr>
               <w:t>12</w:t>
+            </w:r>
+          </w:p>
+        </w:tc>
+        <w:tc>
+          <w:tcPr>
+            <w:tcW w:type="dxa" w:w="5896"/>
+            <w:shd w:val="clear" w:color="auto" w:fill="F2F5FA"/>
+            <w:vAlign w:val="center"/>
+          </w:tcPr>
+          <w:p>
+            <w:pPr>
+              <w:spacing w:after="0"/>
+            </w:pPr>
+            <w:r>
+              <w:rPr>
+                <w:rFonts w:ascii="游ゴシック" w:hAnsi="游ゴシック" w:eastAsia="游ゴシック"/>
+                <w:b w:val="0"/>
+                <w:sz w:val="19"/>
+              </w:rPr>
+              <w:t>単価指数の積が各年の伸びの積と一致すること</w:t>
+            </w:r>
+          </w:p>
+        </w:tc>
+        <w:tc>
+          <w:tcPr>
+            <w:tcW w:type="dxa" w:w="1361"/>
+            <w:shd w:val="clear" w:color="auto" w:fill="F2F5FA"/>
+            <w:vAlign w:val="center"/>
+          </w:tcPr>
+          <w:p>
+            <w:pPr>
+              <w:spacing w:after="0"/>
+            </w:pPr>
+            <w:r>
+              <w:rPr>
+                <w:rFonts w:ascii="游ゴシック" w:hAnsi="游ゴシック" w:eastAsia="游ゴシック"/>
+                <w:b w:val="0"/>
+                <w:sz w:val="19"/>
+              </w:rPr>
+              <w:t>内的整合</w:t>
+            </w:r>
+          </w:p>
+        </w:tc>
+      </w:tr>
+      <w:tr>
+        <w:trPr>
+          <w:cantSplit/>
+        </w:trPr>
+        <w:tc>
+          <w:tcPr>
+            <w:tcW w:type="dxa" w:w="794"/>
+            <w:vAlign w:val="center"/>
+          </w:tcPr>
+          <w:p>
+            <w:pPr>
+              <w:spacing w:after="0"/>
+            </w:pPr>
+            <w:r>
+              <w:rPr>
+                <w:rFonts w:ascii="游ゴシック" w:hAnsi="游ゴシック" w:eastAsia="游ゴシック"/>
+                <w:b w:val="0"/>
+                <w:sz w:val="19"/>
+              </w:rPr>
+              <w:t>13</w:t>
+            </w:r>
+          </w:p>
+        </w:tc>
+        <w:tc>
+          <w:tcPr>
+            <w:tcW w:type="dxa" w:w="5896"/>
+            <w:vAlign w:val="center"/>
+          </w:tcPr>
+          <w:p>
+            <w:pPr>
+              <w:spacing w:after="0"/>
+            </w:pPr>
+            <w:r>
+              <w:rPr>
+                <w:rFonts w:ascii="游ゴシック" w:hAnsi="游ゴシック" w:eastAsia="游ゴシック"/>
+                <w:b w:val="0"/>
+                <w:sz w:val="19"/>
+              </w:rPr>
+              <w:t>記載事項の判定が3区分のいずれかであり、未対応のすべてに是正の方針があること</w:t>
+            </w:r>
+          </w:p>
+        </w:tc>
+        <w:tc>
+          <w:tcPr>
+            <w:tcW w:type="dxa" w:w="1361"/>
+            <w:vAlign w:val="center"/>
+          </w:tcPr>
+          <w:p>
+            <w:pPr>
+              <w:spacing w:after="0"/>
+            </w:pPr>
+            <w:r>
+              <w:rPr>
+                <w:rFonts w:ascii="游ゴシック" w:hAnsi="游ゴシック" w:eastAsia="游ゴシック"/>
+                <w:b w:val="0"/>
+                <w:sz w:val="19"/>
+              </w:rPr>
+              <w:t>網羅</w:t>
+            </w:r>
+          </w:p>
+        </w:tc>
+      </w:tr>
+      <w:tr>
+        <w:trPr>
+          <w:cantSplit/>
+        </w:trPr>
+        <w:tc>
+          <w:tcPr>
+            <w:tcW w:type="dxa" w:w="794"/>
+            <w:shd w:val="clear" w:color="auto" w:fill="F2F5FA"/>
+            <w:vAlign w:val="center"/>
+          </w:tcPr>
+          <w:p>
+            <w:pPr>
+              <w:spacing w:after="0"/>
+            </w:pPr>
+            <w:r>
+              <w:rPr>
+                <w:rFonts w:ascii="游ゴシック" w:hAnsi="游ゴシック" w:eastAsia="游ゴシック"/>
+                <w:b w:val="0"/>
+                <w:sz w:val="19"/>
+              </w:rPr>
+              <w:t>14</w:t>
             </w:r>
           </w:p>
         </w:tc>
